--- a/public/contracts/sirreel-rental-agreement-template.docx
+++ b/public/contracts/sirreel-rental-agreement-template.docx
@@ -48,7 +48,7 @@
           <w:i/>
           <w:sz w:val="18"/>
         </w:rPr>
-        <w:t>TEMPLATE SCAFFOLD — Replace this body with the canonical rental agreement content (post-corrections per canonical-baseline-corrections.md) before shipping to clients. Preserve every {{placeholder}} token in its canonical position so docxtemplater can fill them at runtime.</w:t>
+        <w:t>TEMPLATE SCAFFOLD — Replace this body with the canonical rental agreement content (post-corrections per canonical-baseline-corrections.md) before shipping to clients. Preserve every mustache token (double curly braces) in its canonical position so docxtemplater can fill them at runtime.</w:t>
       </w:r>
     </w:p>
     <w:p/>
